--- a/generated_commercial_proposal.docx
+++ b/generated_commercial_proposal.docx
@@ -264,7 +264,45 @@
         </w:rPr>
       </w:pPr>
       <w:r>
-        <w:t>COMMERCIAL PROPOSAL FOR TEST CLIENT</w:t>
+        <w:rPr>
+          <w:rFonts w:ascii="Aptos" w:hAnsi="Aptos"/>
+          <w:b/>
+          <w:bCs/>
+          <w:sz w:val="36"/>
+          <w:szCs w:val="36"/>
+        </w:rPr>
+        <w:t>COMMERCIAL</w:t>
+      </w:r>
+      <w:r>
+        <w:rPr>
+          <w:rFonts w:ascii="Aptos" w:hAnsi="Aptos"/>
+          <w:b/>
+          <w:bCs/>
+          <w:sz w:val="36"/>
+          <w:szCs w:val="36"/>
+        </w:rPr>
+        <w:t xml:space="preserve"> PROPOSAL</w:t>
+      </w:r>
+      <w:r>
+        <w:rPr>
+          <w:rFonts w:ascii="Aptos" w:hAnsi="Aptos"/>
+          <w:b/>
+          <w:bCs/>
+          <w:sz w:val="36"/>
+          <w:szCs w:val="36"/>
+        </w:rPr>
+        <w:t xml:space="preserve"> FOR </w:t>
+      </w:r>
+      <w:r>
+        <w:rPr>
+          <w:rFonts w:ascii="Aptos" w:hAnsi="Aptos"/>
+          <w:b/>
+          <w:bCs/>
+          <w:sz w:val="36"/>
+          <w:szCs w:val="36"/>
+          <w:highlight w:val="yellow"/>
+        </w:rPr>
+        <w:t>CLIENT</w:t>
       </w:r>
     </w:p>
     <w:p>
@@ -472,7 +510,15 @@
             <w:tcW w:w="2534" w:type="dxa"/>
           </w:tcPr>
           <w:p>
-            <w:r>
+            <w:pPr>
+              <w:jc w:val="center"/>
+            </w:pPr>
+            <w:r/>
+            <w:r>
+              <w:rPr>
+                <w:b/>
+                <w:highlight w:val="yellow"/>
+              </w:rPr>
               <w:t>1000 kW</w:t>
             </w:r>
           </w:p>
@@ -482,7 +528,15 @@
             <w:tcW w:w="2140" w:type="dxa"/>
           </w:tcPr>
           <w:p>
-            <w:r>
+            <w:pPr>
+              <w:jc w:val="center"/>
+            </w:pPr>
+            <w:r/>
+            <w:r>
+              <w:rPr>
+                <w:b/>
+                <w:highlight w:val="yellow"/>
+              </w:rPr>
               <w:t>11 kV</w:t>
             </w:r>
           </w:p>
@@ -492,8 +546,16 @@
             <w:tcW w:w="2434" w:type="dxa"/>
           </w:tcPr>
           <w:p>
-            <w:r>
-              <w:t>PVVNL</w:t>
+            <w:pPr>
+              <w:jc w:val="center"/>
+            </w:pPr>
+            <w:r/>
+            <w:r>
+              <w:rPr>
+                <w:b/>
+                <w:highlight w:val="yellow"/>
+              </w:rPr>
+              <w:t>DISCOM</w:t>
             </w:r>
           </w:p>
         </w:tc>
@@ -502,7 +564,15 @@
             <w:tcW w:w="2380" w:type="dxa"/>
           </w:tcPr>
           <w:p>
-            <w:r>
+            <w:pPr>
+              <w:jc w:val="center"/>
+            </w:pPr>
+            <w:r/>
+            <w:r>
+              <w:rPr>
+                <w:b/>
+                <w:highlight w:val="yellow"/>
+              </w:rPr>
               <w:t>Dedicated Feeder</w:t>
             </w:r>
           </w:p>
@@ -1286,7 +1356,7 @@
                 <w:sz w:val="18"/>
                 <w:szCs w:val="18"/>
               </w:rPr>
-              <w:t> </w:t>
+              <w:t xml:space="preserve"> </w:t>
             </w:r>
           </w:p>
         </w:tc>
@@ -1315,7 +1385,7 @@
                 <w:sz w:val="18"/>
                 <w:szCs w:val="18"/>
               </w:rPr>
-              <w:t> </w:t>
+              <w:t xml:space="preserve"> </w:t>
             </w:r>
           </w:p>
         </w:tc>
@@ -1344,7 +1414,7 @@
                 <w:sz w:val="18"/>
                 <w:szCs w:val="18"/>
               </w:rPr>
-              <w:t> </w:t>
+              <w:t xml:space="preserve"> </w:t>
             </w:r>
           </w:p>
         </w:tc>
@@ -1373,7 +1443,7 @@
                 <w:sz w:val="18"/>
                 <w:szCs w:val="18"/>
               </w:rPr>
-              <w:t> </w:t>
+              <w:t xml:space="preserve"> </w:t>
             </w:r>
           </w:p>
         </w:tc>
@@ -1402,7 +1472,7 @@
                 <w:sz w:val="18"/>
                 <w:szCs w:val="18"/>
               </w:rPr>
-              <w:t> </w:t>
+              <w:t xml:space="preserve"> </w:t>
             </w:r>
           </w:p>
         </w:tc>
@@ -1431,7 +1501,7 @@
                 <w:sz w:val="18"/>
                 <w:szCs w:val="18"/>
               </w:rPr>
-              <w:t> </w:t>
+              <w:t xml:space="preserve"> </w:t>
             </w:r>
           </w:p>
         </w:tc>
@@ -1460,7 +1530,7 @@
                 <w:sz w:val="18"/>
                 <w:szCs w:val="18"/>
               </w:rPr>
-              <w:t> </w:t>
+              <w:t xml:space="preserve"> </w:t>
             </w:r>
           </w:p>
         </w:tc>
@@ -1489,7 +1559,7 @@
                 <w:sz w:val="18"/>
                 <w:szCs w:val="18"/>
               </w:rPr>
-              <w:t> </w:t>
+              <w:t xml:space="preserve"> </w:t>
             </w:r>
           </w:p>
         </w:tc>
@@ -1518,7 +1588,7 @@
                 <w:sz w:val="18"/>
                 <w:szCs w:val="18"/>
               </w:rPr>
-              <w:t> </w:t>
+              <w:t xml:space="preserve"> </w:t>
             </w:r>
           </w:p>
         </w:tc>
@@ -1547,7 +1617,7 @@
                 <w:sz w:val="18"/>
                 <w:szCs w:val="18"/>
               </w:rPr>
-              <w:t> </w:t>
+              <w:t xml:space="preserve"> </w:t>
             </w:r>
           </w:p>
         </w:tc>
@@ -1576,7 +1646,7 @@
                 <w:sz w:val="18"/>
                 <w:szCs w:val="18"/>
               </w:rPr>
-              <w:t> </w:t>
+              <w:t xml:space="preserve"> </w:t>
             </w:r>
           </w:p>
         </w:tc>
@@ -1605,7 +1675,7 @@
                 <w:sz w:val="18"/>
                 <w:szCs w:val="18"/>
               </w:rPr>
-              <w:t> </w:t>
+              <w:t xml:space="preserve"> </w:t>
             </w:r>
           </w:p>
         </w:tc>
@@ -1675,7 +1745,7 @@
                 <w:sz w:val="18"/>
                 <w:szCs w:val="18"/>
               </w:rPr>
-              <w:t> </w:t>
+              <w:t xml:space="preserve"> </w:t>
             </w:r>
           </w:p>
         </w:tc>
@@ -1704,7 +1774,7 @@
                 <w:sz w:val="18"/>
                 <w:szCs w:val="18"/>
               </w:rPr>
-              <w:t> </w:t>
+              <w:t xml:space="preserve"> </w:t>
             </w:r>
           </w:p>
         </w:tc>
@@ -1733,7 +1803,7 @@
                 <w:sz w:val="18"/>
                 <w:szCs w:val="18"/>
               </w:rPr>
-              <w:t> </w:t>
+              <w:t xml:space="preserve"> </w:t>
             </w:r>
           </w:p>
         </w:tc>
@@ -1762,7 +1832,7 @@
                 <w:sz w:val="18"/>
                 <w:szCs w:val="18"/>
               </w:rPr>
-              <w:t> </w:t>
+              <w:t xml:space="preserve"> </w:t>
             </w:r>
           </w:p>
         </w:tc>
@@ -1791,7 +1861,7 @@
                 <w:sz w:val="18"/>
                 <w:szCs w:val="18"/>
               </w:rPr>
-              <w:t> </w:t>
+              <w:t xml:space="preserve"> </w:t>
             </w:r>
           </w:p>
         </w:tc>
@@ -1820,7 +1890,7 @@
                 <w:sz w:val="18"/>
                 <w:szCs w:val="18"/>
               </w:rPr>
-              <w:t> </w:t>
+              <w:t xml:space="preserve"> </w:t>
             </w:r>
           </w:p>
         </w:tc>
@@ -1849,7 +1919,7 @@
                 <w:sz w:val="18"/>
                 <w:szCs w:val="18"/>
               </w:rPr>
-              <w:t> </w:t>
+              <w:t xml:space="preserve"> </w:t>
             </w:r>
           </w:p>
         </w:tc>
@@ -1878,7 +1948,7 @@
                 <w:sz w:val="18"/>
                 <w:szCs w:val="18"/>
               </w:rPr>
-              <w:t> </w:t>
+              <w:t xml:space="preserve"> </w:t>
             </w:r>
           </w:p>
         </w:tc>
@@ -1907,7 +1977,7 @@
                 <w:sz w:val="18"/>
                 <w:szCs w:val="18"/>
               </w:rPr>
-              <w:t> </w:t>
+              <w:t xml:space="preserve"> </w:t>
             </w:r>
           </w:p>
         </w:tc>
@@ -1936,7 +2006,7 @@
                 <w:sz w:val="18"/>
                 <w:szCs w:val="18"/>
               </w:rPr>
-              <w:t> </w:t>
+              <w:t xml:space="preserve"> </w:t>
             </w:r>
           </w:p>
         </w:tc>
@@ -1965,7 +2035,7 @@
                 <w:sz w:val="18"/>
                 <w:szCs w:val="18"/>
               </w:rPr>
-              <w:t> </w:t>
+              <w:t xml:space="preserve"> </w:t>
             </w:r>
           </w:p>
         </w:tc>
@@ -1994,7 +2064,7 @@
                 <w:sz w:val="18"/>
                 <w:szCs w:val="18"/>
               </w:rPr>
-              <w:t> </w:t>
+              <w:t xml:space="preserve"> </w:t>
             </w:r>
           </w:p>
         </w:tc>
@@ -2061,7 +2131,7 @@
                 <w:sz w:val="18"/>
                 <w:szCs w:val="18"/>
               </w:rPr>
-              <w:t> </w:t>
+              <w:t xml:space="preserve"> </w:t>
             </w:r>
           </w:p>
         </w:tc>
@@ -2090,7 +2160,7 @@
                 <w:sz w:val="18"/>
                 <w:szCs w:val="18"/>
               </w:rPr>
-              <w:t> </w:t>
+              <w:t xml:space="preserve"> </w:t>
             </w:r>
           </w:p>
         </w:tc>
@@ -2119,7 +2189,7 @@
                 <w:sz w:val="18"/>
                 <w:szCs w:val="18"/>
               </w:rPr>
-              <w:t> </w:t>
+              <w:t xml:space="preserve"> </w:t>
             </w:r>
           </w:p>
         </w:tc>
@@ -2148,7 +2218,7 @@
                 <w:sz w:val="18"/>
                 <w:szCs w:val="18"/>
               </w:rPr>
-              <w:t> </w:t>
+              <w:t xml:space="preserve"> </w:t>
             </w:r>
           </w:p>
         </w:tc>
@@ -2177,7 +2247,7 @@
                 <w:sz w:val="18"/>
                 <w:szCs w:val="18"/>
               </w:rPr>
-              <w:t> </w:t>
+              <w:t xml:space="preserve"> </w:t>
             </w:r>
           </w:p>
         </w:tc>
@@ -2206,7 +2276,7 @@
                 <w:sz w:val="18"/>
                 <w:szCs w:val="18"/>
               </w:rPr>
-              <w:t> </w:t>
+              <w:t xml:space="preserve"> </w:t>
             </w:r>
           </w:p>
         </w:tc>
@@ -2235,7 +2305,7 @@
                 <w:sz w:val="18"/>
                 <w:szCs w:val="18"/>
               </w:rPr>
-              <w:t> </w:t>
+              <w:t xml:space="preserve"> </w:t>
             </w:r>
           </w:p>
         </w:tc>
@@ -2264,7 +2334,7 @@
                 <w:sz w:val="18"/>
                 <w:szCs w:val="18"/>
               </w:rPr>
-              <w:t> </w:t>
+              <w:t xml:space="preserve"> </w:t>
             </w:r>
           </w:p>
         </w:tc>
@@ -2293,7 +2363,7 @@
                 <w:sz w:val="18"/>
                 <w:szCs w:val="18"/>
               </w:rPr>
-              <w:t> </w:t>
+              <w:t xml:space="preserve"> </w:t>
             </w:r>
           </w:p>
         </w:tc>
@@ -2322,7 +2392,7 @@
                 <w:sz w:val="18"/>
                 <w:szCs w:val="18"/>
               </w:rPr>
-              <w:t> </w:t>
+              <w:t xml:space="preserve"> </w:t>
             </w:r>
           </w:p>
         </w:tc>
@@ -2351,7 +2421,7 @@
                 <w:sz w:val="18"/>
                 <w:szCs w:val="18"/>
               </w:rPr>
-              <w:t> </w:t>
+              <w:t xml:space="preserve"> </w:t>
             </w:r>
           </w:p>
         </w:tc>
@@ -2380,7 +2450,7 @@
                 <w:sz w:val="18"/>
                 <w:szCs w:val="18"/>
               </w:rPr>
-              <w:t> </w:t>
+              <w:t xml:space="preserve"> </w:t>
             </w:r>
           </w:p>
         </w:tc>
@@ -2447,7 +2517,7 @@
                 <w:sz w:val="18"/>
                 <w:szCs w:val="18"/>
               </w:rPr>
-              <w:t> </w:t>
+              <w:t xml:space="preserve"> </w:t>
             </w:r>
           </w:p>
         </w:tc>
@@ -2476,7 +2546,7 @@
                 <w:sz w:val="18"/>
                 <w:szCs w:val="18"/>
               </w:rPr>
-              <w:t> </w:t>
+              <w:t xml:space="preserve"> </w:t>
             </w:r>
           </w:p>
         </w:tc>
@@ -2505,7 +2575,7 @@
                 <w:sz w:val="18"/>
                 <w:szCs w:val="18"/>
               </w:rPr>
-              <w:t> </w:t>
+              <w:t xml:space="preserve"> </w:t>
             </w:r>
           </w:p>
         </w:tc>
@@ -2534,7 +2604,7 @@
                 <w:sz w:val="18"/>
                 <w:szCs w:val="18"/>
               </w:rPr>
-              <w:t> </w:t>
+              <w:t xml:space="preserve"> </w:t>
             </w:r>
           </w:p>
         </w:tc>
@@ -2563,7 +2633,7 @@
                 <w:sz w:val="18"/>
                 <w:szCs w:val="18"/>
               </w:rPr>
-              <w:t> </w:t>
+              <w:t xml:space="preserve"> </w:t>
             </w:r>
           </w:p>
         </w:tc>
@@ -2592,7 +2662,7 @@
                 <w:sz w:val="18"/>
                 <w:szCs w:val="18"/>
               </w:rPr>
-              <w:t> </w:t>
+              <w:t xml:space="preserve"> </w:t>
             </w:r>
           </w:p>
         </w:tc>
@@ -2621,7 +2691,7 @@
                 <w:sz w:val="18"/>
                 <w:szCs w:val="18"/>
               </w:rPr>
-              <w:t> </w:t>
+              <w:t xml:space="preserve"> </w:t>
             </w:r>
           </w:p>
         </w:tc>
@@ -2650,7 +2720,7 @@
                 <w:sz w:val="18"/>
                 <w:szCs w:val="18"/>
               </w:rPr>
-              <w:t> </w:t>
+              <w:t xml:space="preserve"> </w:t>
             </w:r>
           </w:p>
         </w:tc>
@@ -2679,7 +2749,7 @@
                 <w:sz w:val="18"/>
                 <w:szCs w:val="18"/>
               </w:rPr>
-              <w:t> </w:t>
+              <w:t xml:space="preserve"> </w:t>
             </w:r>
           </w:p>
         </w:tc>
@@ -2708,7 +2778,7 @@
                 <w:sz w:val="18"/>
                 <w:szCs w:val="18"/>
               </w:rPr>
-              <w:t> </w:t>
+              <w:t xml:space="preserve"> </w:t>
             </w:r>
           </w:p>
         </w:tc>
@@ -2737,7 +2807,7 @@
                 <w:sz w:val="18"/>
                 <w:szCs w:val="18"/>
               </w:rPr>
-              <w:t> </w:t>
+              <w:t xml:space="preserve"> </w:t>
             </w:r>
           </w:p>
         </w:tc>
@@ -2766,7 +2836,7 @@
                 <w:sz w:val="18"/>
                 <w:szCs w:val="18"/>
               </w:rPr>
-              <w:t> </w:t>
+              <w:t xml:space="preserve"> </w:t>
             </w:r>
           </w:p>
         </w:tc>
@@ -2833,7 +2903,7 @@
                 <w:sz w:val="18"/>
                 <w:szCs w:val="18"/>
               </w:rPr>
-              <w:t> </w:t>
+              <w:t xml:space="preserve"> </w:t>
             </w:r>
           </w:p>
         </w:tc>
@@ -2862,7 +2932,7 @@
                 <w:sz w:val="18"/>
                 <w:szCs w:val="18"/>
               </w:rPr>
-              <w:t> </w:t>
+              <w:t xml:space="preserve"> </w:t>
             </w:r>
           </w:p>
         </w:tc>
@@ -2891,7 +2961,7 @@
                 <w:sz w:val="18"/>
                 <w:szCs w:val="18"/>
               </w:rPr>
-              <w:t> </w:t>
+              <w:t xml:space="preserve"> </w:t>
             </w:r>
           </w:p>
         </w:tc>
@@ -2920,7 +2990,7 @@
                 <w:sz w:val="18"/>
                 <w:szCs w:val="18"/>
               </w:rPr>
-              <w:t> </w:t>
+              <w:t xml:space="preserve"> </w:t>
             </w:r>
           </w:p>
         </w:tc>
@@ -2949,7 +3019,7 @@
                 <w:sz w:val="18"/>
                 <w:szCs w:val="18"/>
               </w:rPr>
-              <w:t> </w:t>
+              <w:t xml:space="preserve"> </w:t>
             </w:r>
           </w:p>
         </w:tc>
@@ -2978,7 +3048,7 @@
                 <w:sz w:val="18"/>
                 <w:szCs w:val="18"/>
               </w:rPr>
-              <w:t> </w:t>
+              <w:t xml:space="preserve"> </w:t>
             </w:r>
           </w:p>
         </w:tc>
@@ -3007,7 +3077,7 @@
                 <w:sz w:val="18"/>
                 <w:szCs w:val="18"/>
               </w:rPr>
-              <w:t> </w:t>
+              <w:t xml:space="preserve"> </w:t>
             </w:r>
           </w:p>
         </w:tc>
@@ -3036,7 +3106,7 @@
                 <w:sz w:val="18"/>
                 <w:szCs w:val="18"/>
               </w:rPr>
-              <w:t> </w:t>
+              <w:t xml:space="preserve"> </w:t>
             </w:r>
           </w:p>
         </w:tc>
@@ -3065,7 +3135,7 @@
                 <w:sz w:val="18"/>
                 <w:szCs w:val="18"/>
               </w:rPr>
-              <w:t> </w:t>
+              <w:t xml:space="preserve"> </w:t>
             </w:r>
           </w:p>
         </w:tc>
@@ -3094,7 +3164,7 @@
                 <w:sz w:val="18"/>
                 <w:szCs w:val="18"/>
               </w:rPr>
-              <w:t> </w:t>
+              <w:t xml:space="preserve"> </w:t>
             </w:r>
           </w:p>
         </w:tc>
@@ -3123,7 +3193,7 @@
                 <w:sz w:val="18"/>
                 <w:szCs w:val="18"/>
               </w:rPr>
-              <w:t> </w:t>
+              <w:t xml:space="preserve"> </w:t>
             </w:r>
           </w:p>
         </w:tc>
@@ -3152,7 +3222,7 @@
                 <w:sz w:val="18"/>
                 <w:szCs w:val="18"/>
               </w:rPr>
-              <w:t> </w:t>
+              <w:t xml:space="preserve"> </w:t>
             </w:r>
           </w:p>
         </w:tc>
@@ -3219,7 +3289,7 @@
                 <w:sz w:val="18"/>
                 <w:szCs w:val="18"/>
               </w:rPr>
-              <w:t> </w:t>
+              <w:t xml:space="preserve"> </w:t>
             </w:r>
           </w:p>
         </w:tc>
@@ -3248,7 +3318,7 @@
                 <w:sz w:val="18"/>
                 <w:szCs w:val="18"/>
               </w:rPr>
-              <w:t> </w:t>
+              <w:t xml:space="preserve"> </w:t>
             </w:r>
           </w:p>
         </w:tc>
@@ -3277,7 +3347,7 @@
                 <w:sz w:val="18"/>
                 <w:szCs w:val="18"/>
               </w:rPr>
-              <w:t> </w:t>
+              <w:t xml:space="preserve"> </w:t>
             </w:r>
           </w:p>
         </w:tc>
@@ -3306,7 +3376,7 @@
                 <w:sz w:val="18"/>
                 <w:szCs w:val="18"/>
               </w:rPr>
-              <w:t> </w:t>
+              <w:t xml:space="preserve"> </w:t>
             </w:r>
           </w:p>
         </w:tc>
@@ -3335,7 +3405,7 @@
                 <w:sz w:val="18"/>
                 <w:szCs w:val="18"/>
               </w:rPr>
-              <w:t> </w:t>
+              <w:t xml:space="preserve"> </w:t>
             </w:r>
           </w:p>
         </w:tc>
@@ -3364,7 +3434,7 @@
                 <w:sz w:val="18"/>
                 <w:szCs w:val="18"/>
               </w:rPr>
-              <w:t> </w:t>
+              <w:t xml:space="preserve"> </w:t>
             </w:r>
           </w:p>
         </w:tc>
@@ -3393,7 +3463,7 @@
                 <w:sz w:val="18"/>
                 <w:szCs w:val="18"/>
               </w:rPr>
-              <w:t> </w:t>
+              <w:t xml:space="preserve"> </w:t>
             </w:r>
           </w:p>
         </w:tc>
@@ -3422,7 +3492,7 @@
                 <w:sz w:val="18"/>
                 <w:szCs w:val="18"/>
               </w:rPr>
-              <w:t> </w:t>
+              <w:t xml:space="preserve"> </w:t>
             </w:r>
           </w:p>
         </w:tc>
@@ -3451,7 +3521,7 @@
                 <w:sz w:val="18"/>
                 <w:szCs w:val="18"/>
               </w:rPr>
-              <w:t> </w:t>
+              <w:t xml:space="preserve"> </w:t>
             </w:r>
           </w:p>
         </w:tc>
@@ -3480,7 +3550,7 @@
                 <w:sz w:val="18"/>
                 <w:szCs w:val="18"/>
               </w:rPr>
-              <w:t> </w:t>
+              <w:t xml:space="preserve"> </w:t>
             </w:r>
           </w:p>
         </w:tc>
@@ -3509,7 +3579,7 @@
                 <w:sz w:val="18"/>
                 <w:szCs w:val="18"/>
               </w:rPr>
-              <w:t> </w:t>
+              <w:t xml:space="preserve"> </w:t>
             </w:r>
           </w:p>
         </w:tc>
@@ -3538,7 +3608,7 @@
                 <w:sz w:val="18"/>
                 <w:szCs w:val="18"/>
               </w:rPr>
-              <w:t> </w:t>
+              <w:t xml:space="preserve"> </w:t>
             </w:r>
           </w:p>
         </w:tc>
@@ -3605,7 +3675,7 @@
                 <w:sz w:val="18"/>
                 <w:szCs w:val="18"/>
               </w:rPr>
-              <w:t> </w:t>
+              <w:t xml:space="preserve"> </w:t>
             </w:r>
           </w:p>
         </w:tc>
@@ -3634,7 +3704,7 @@
                 <w:sz w:val="18"/>
                 <w:szCs w:val="18"/>
               </w:rPr>
-              <w:t> </w:t>
+              <w:t xml:space="preserve"> </w:t>
             </w:r>
           </w:p>
         </w:tc>
@@ -3663,7 +3733,7 @@
                 <w:sz w:val="18"/>
                 <w:szCs w:val="18"/>
               </w:rPr>
-              <w:t> </w:t>
+              <w:t xml:space="preserve"> </w:t>
             </w:r>
           </w:p>
         </w:tc>
@@ -3692,7 +3762,7 @@
                 <w:sz w:val="18"/>
                 <w:szCs w:val="18"/>
               </w:rPr>
-              <w:t> </w:t>
+              <w:t xml:space="preserve"> </w:t>
             </w:r>
           </w:p>
         </w:tc>
@@ -3721,7 +3791,7 @@
                 <w:sz w:val="18"/>
                 <w:szCs w:val="18"/>
               </w:rPr>
-              <w:t> </w:t>
+              <w:t xml:space="preserve"> </w:t>
             </w:r>
           </w:p>
         </w:tc>
@@ -3750,7 +3820,7 @@
                 <w:sz w:val="18"/>
                 <w:szCs w:val="18"/>
               </w:rPr>
-              <w:t> </w:t>
+              <w:t xml:space="preserve"> </w:t>
             </w:r>
           </w:p>
         </w:tc>
@@ -3779,7 +3849,7 @@
                 <w:sz w:val="18"/>
                 <w:szCs w:val="18"/>
               </w:rPr>
-              <w:t> </w:t>
+              <w:t xml:space="preserve"> </w:t>
             </w:r>
           </w:p>
         </w:tc>
@@ -3808,7 +3878,7 @@
                 <w:sz w:val="18"/>
                 <w:szCs w:val="18"/>
               </w:rPr>
-              <w:t> </w:t>
+              <w:t xml:space="preserve"> </w:t>
             </w:r>
           </w:p>
         </w:tc>
@@ -3837,7 +3907,7 @@
                 <w:sz w:val="18"/>
                 <w:szCs w:val="18"/>
               </w:rPr>
-              <w:t> </w:t>
+              <w:t xml:space="preserve"> </w:t>
             </w:r>
           </w:p>
         </w:tc>
@@ -3866,7 +3936,7 @@
                 <w:sz w:val="18"/>
                 <w:szCs w:val="18"/>
               </w:rPr>
-              <w:t> </w:t>
+              <w:t xml:space="preserve"> </w:t>
             </w:r>
           </w:p>
         </w:tc>
@@ -3895,7 +3965,7 @@
                 <w:sz w:val="18"/>
                 <w:szCs w:val="18"/>
               </w:rPr>
-              <w:t> </w:t>
+              <w:t xml:space="preserve"> </w:t>
             </w:r>
           </w:p>
         </w:tc>
@@ -3924,7 +3994,7 @@
                 <w:sz w:val="18"/>
                 <w:szCs w:val="18"/>
               </w:rPr>
-              <w:t> </w:t>
+              <w:t xml:space="preserve"> </w:t>
             </w:r>
           </w:p>
         </w:tc>
@@ -3991,7 +4061,7 @@
                 <w:sz w:val="18"/>
                 <w:szCs w:val="18"/>
               </w:rPr>
-              <w:t> </w:t>
+              <w:t xml:space="preserve"> </w:t>
             </w:r>
           </w:p>
         </w:tc>
@@ -4020,7 +4090,7 @@
                 <w:sz w:val="18"/>
                 <w:szCs w:val="18"/>
               </w:rPr>
-              <w:t> </w:t>
+              <w:t xml:space="preserve"> </w:t>
             </w:r>
           </w:p>
         </w:tc>
@@ -4049,7 +4119,7 @@
                 <w:sz w:val="18"/>
                 <w:szCs w:val="18"/>
               </w:rPr>
-              <w:t> </w:t>
+              <w:t xml:space="preserve"> </w:t>
             </w:r>
           </w:p>
         </w:tc>
@@ -4078,7 +4148,7 @@
                 <w:sz w:val="18"/>
                 <w:szCs w:val="18"/>
               </w:rPr>
-              <w:t> </w:t>
+              <w:t xml:space="preserve"> </w:t>
             </w:r>
           </w:p>
         </w:tc>
@@ -4107,7 +4177,7 @@
                 <w:sz w:val="18"/>
                 <w:szCs w:val="18"/>
               </w:rPr>
-              <w:t> </w:t>
+              <w:t xml:space="preserve"> </w:t>
             </w:r>
           </w:p>
         </w:tc>
@@ -4136,7 +4206,7 @@
                 <w:sz w:val="18"/>
                 <w:szCs w:val="18"/>
               </w:rPr>
-              <w:t> </w:t>
+              <w:t xml:space="preserve"> </w:t>
             </w:r>
           </w:p>
         </w:tc>
@@ -4165,7 +4235,7 @@
                 <w:sz w:val="18"/>
                 <w:szCs w:val="18"/>
               </w:rPr>
-              <w:t> </w:t>
+              <w:t xml:space="preserve"> </w:t>
             </w:r>
           </w:p>
         </w:tc>
@@ -4194,7 +4264,7 @@
                 <w:sz w:val="18"/>
                 <w:szCs w:val="18"/>
               </w:rPr>
-              <w:t> </w:t>
+              <w:t xml:space="preserve"> </w:t>
             </w:r>
           </w:p>
         </w:tc>
@@ -4223,7 +4293,7 @@
                 <w:sz w:val="18"/>
                 <w:szCs w:val="18"/>
               </w:rPr>
-              <w:t> </w:t>
+              <w:t xml:space="preserve"> </w:t>
             </w:r>
           </w:p>
         </w:tc>
@@ -4252,7 +4322,7 @@
                 <w:sz w:val="18"/>
                 <w:szCs w:val="18"/>
               </w:rPr>
-              <w:t> </w:t>
+              <w:t xml:space="preserve"> </w:t>
             </w:r>
           </w:p>
         </w:tc>
@@ -4281,7 +4351,7 @@
                 <w:sz w:val="18"/>
                 <w:szCs w:val="18"/>
               </w:rPr>
-              <w:t> </w:t>
+              <w:t xml:space="preserve"> </w:t>
             </w:r>
           </w:p>
         </w:tc>
@@ -4310,7 +4380,7 @@
                 <w:sz w:val="18"/>
                 <w:szCs w:val="18"/>
               </w:rPr>
-              <w:t> </w:t>
+              <w:t xml:space="preserve"> </w:t>
             </w:r>
           </w:p>
         </w:tc>
@@ -4377,7 +4447,7 @@
                 <w:sz w:val="18"/>
                 <w:szCs w:val="18"/>
               </w:rPr>
-              <w:t> </w:t>
+              <w:t xml:space="preserve"> </w:t>
             </w:r>
           </w:p>
         </w:tc>
@@ -4406,7 +4476,7 @@
                 <w:sz w:val="18"/>
                 <w:szCs w:val="18"/>
               </w:rPr>
-              <w:t> </w:t>
+              <w:t xml:space="preserve"> </w:t>
             </w:r>
           </w:p>
         </w:tc>
@@ -4435,7 +4505,7 @@
                 <w:sz w:val="18"/>
                 <w:szCs w:val="18"/>
               </w:rPr>
-              <w:t> </w:t>
+              <w:t xml:space="preserve"> </w:t>
             </w:r>
           </w:p>
         </w:tc>
@@ -4464,7 +4534,7 @@
                 <w:sz w:val="18"/>
                 <w:szCs w:val="18"/>
               </w:rPr>
-              <w:t> </w:t>
+              <w:t xml:space="preserve"> </w:t>
             </w:r>
           </w:p>
         </w:tc>
@@ -4493,7 +4563,7 @@
                 <w:sz w:val="18"/>
                 <w:szCs w:val="18"/>
               </w:rPr>
-              <w:t> </w:t>
+              <w:t xml:space="preserve"> </w:t>
             </w:r>
           </w:p>
         </w:tc>
@@ -4522,7 +4592,7 @@
                 <w:sz w:val="18"/>
                 <w:szCs w:val="18"/>
               </w:rPr>
-              <w:t> </w:t>
+              <w:t xml:space="preserve"> </w:t>
             </w:r>
           </w:p>
         </w:tc>
@@ -4551,7 +4621,7 @@
                 <w:sz w:val="18"/>
                 <w:szCs w:val="18"/>
               </w:rPr>
-              <w:t> </w:t>
+              <w:t xml:space="preserve"> </w:t>
             </w:r>
           </w:p>
         </w:tc>
@@ -4580,7 +4650,7 @@
                 <w:sz w:val="18"/>
                 <w:szCs w:val="18"/>
               </w:rPr>
-              <w:t> </w:t>
+              <w:t xml:space="preserve"> </w:t>
             </w:r>
           </w:p>
         </w:tc>
@@ -4609,7 +4679,7 @@
                 <w:sz w:val="18"/>
                 <w:szCs w:val="18"/>
               </w:rPr>
-              <w:t> </w:t>
+              <w:t xml:space="preserve"> </w:t>
             </w:r>
           </w:p>
         </w:tc>
@@ -4638,7 +4708,7 @@
                 <w:sz w:val="18"/>
                 <w:szCs w:val="18"/>
               </w:rPr>
-              <w:t> </w:t>
+              <w:t xml:space="preserve"> </w:t>
             </w:r>
           </w:p>
         </w:tc>
@@ -4667,7 +4737,7 @@
                 <w:sz w:val="18"/>
                 <w:szCs w:val="18"/>
               </w:rPr>
-              <w:t> </w:t>
+              <w:t xml:space="preserve"> </w:t>
             </w:r>
           </w:p>
         </w:tc>
@@ -4696,7 +4766,7 @@
                 <w:sz w:val="18"/>
                 <w:szCs w:val="18"/>
               </w:rPr>
-              <w:t> </w:t>
+              <w:t xml:space="preserve"> </w:t>
             </w:r>
           </w:p>
         </w:tc>
@@ -4763,7 +4833,7 @@
                 <w:sz w:val="18"/>
                 <w:szCs w:val="18"/>
               </w:rPr>
-              <w:t> </w:t>
+              <w:t xml:space="preserve"> </w:t>
             </w:r>
           </w:p>
         </w:tc>
@@ -4792,7 +4862,7 @@
                 <w:sz w:val="18"/>
                 <w:szCs w:val="18"/>
               </w:rPr>
-              <w:t> </w:t>
+              <w:t xml:space="preserve"> </w:t>
             </w:r>
           </w:p>
         </w:tc>
@@ -4821,7 +4891,7 @@
                 <w:sz w:val="18"/>
                 <w:szCs w:val="18"/>
               </w:rPr>
-              <w:t> </w:t>
+              <w:t xml:space="preserve"> </w:t>
             </w:r>
           </w:p>
         </w:tc>
@@ -4850,7 +4920,7 @@
                 <w:sz w:val="18"/>
                 <w:szCs w:val="18"/>
               </w:rPr>
-              <w:t> </w:t>
+              <w:t xml:space="preserve"> </w:t>
             </w:r>
           </w:p>
         </w:tc>
@@ -4879,7 +4949,7 @@
                 <w:sz w:val="18"/>
                 <w:szCs w:val="18"/>
               </w:rPr>
-              <w:t> </w:t>
+              <w:t xml:space="preserve"> </w:t>
             </w:r>
           </w:p>
         </w:tc>
@@ -4908,7 +4978,7 @@
                 <w:sz w:val="18"/>
                 <w:szCs w:val="18"/>
               </w:rPr>
-              <w:t> </w:t>
+              <w:t xml:space="preserve"> </w:t>
             </w:r>
           </w:p>
         </w:tc>
@@ -4937,7 +5007,7 @@
                 <w:sz w:val="18"/>
                 <w:szCs w:val="18"/>
               </w:rPr>
-              <w:t> </w:t>
+              <w:t xml:space="preserve"> </w:t>
             </w:r>
           </w:p>
         </w:tc>
@@ -4966,7 +5036,7 @@
                 <w:sz w:val="18"/>
                 <w:szCs w:val="18"/>
               </w:rPr>
-              <w:t> </w:t>
+              <w:t xml:space="preserve"> </w:t>
             </w:r>
           </w:p>
         </w:tc>
@@ -4995,7 +5065,7 @@
                 <w:sz w:val="18"/>
                 <w:szCs w:val="18"/>
               </w:rPr>
-              <w:t> </w:t>
+              <w:t xml:space="preserve"> </w:t>
             </w:r>
           </w:p>
         </w:tc>
@@ -5024,7 +5094,7 @@
                 <w:sz w:val="18"/>
                 <w:szCs w:val="18"/>
               </w:rPr>
-              <w:t> </w:t>
+              <w:t xml:space="preserve"> </w:t>
             </w:r>
           </w:p>
         </w:tc>
@@ -5053,7 +5123,7 @@
                 <w:sz w:val="18"/>
                 <w:szCs w:val="18"/>
               </w:rPr>
-              <w:t> </w:t>
+              <w:t xml:space="preserve"> </w:t>
             </w:r>
           </w:p>
         </w:tc>
@@ -5082,7 +5152,7 @@
                 <w:sz w:val="18"/>
                 <w:szCs w:val="18"/>
               </w:rPr>
-              <w:t> </w:t>
+              <w:t xml:space="preserve"> </w:t>
             </w:r>
           </w:p>
         </w:tc>
@@ -5149,7 +5219,7 @@
                 <w:sz w:val="18"/>
                 <w:szCs w:val="18"/>
               </w:rPr>
-              <w:t> </w:t>
+              <w:t xml:space="preserve"> </w:t>
             </w:r>
           </w:p>
         </w:tc>
@@ -5178,7 +5248,7 @@
                 <w:sz w:val="18"/>
                 <w:szCs w:val="18"/>
               </w:rPr>
-              <w:t> </w:t>
+              <w:t xml:space="preserve"> </w:t>
             </w:r>
           </w:p>
         </w:tc>
@@ -5207,7 +5277,7 @@
                 <w:sz w:val="18"/>
                 <w:szCs w:val="18"/>
               </w:rPr>
-              <w:t> </w:t>
+              <w:t xml:space="preserve"> </w:t>
             </w:r>
           </w:p>
         </w:tc>
@@ -5236,7 +5306,7 @@
                 <w:sz w:val="18"/>
                 <w:szCs w:val="18"/>
               </w:rPr>
-              <w:t> </w:t>
+              <w:t xml:space="preserve"> </w:t>
             </w:r>
           </w:p>
         </w:tc>
@@ -5265,7 +5335,7 @@
                 <w:sz w:val="18"/>
                 <w:szCs w:val="18"/>
               </w:rPr>
-              <w:t> </w:t>
+              <w:t xml:space="preserve"> </w:t>
             </w:r>
           </w:p>
         </w:tc>
@@ -5294,7 +5364,7 @@
                 <w:sz w:val="18"/>
                 <w:szCs w:val="18"/>
               </w:rPr>
-              <w:t> </w:t>
+              <w:t xml:space="preserve"> </w:t>
             </w:r>
           </w:p>
         </w:tc>
@@ -5323,7 +5393,7 @@
                 <w:sz w:val="18"/>
                 <w:szCs w:val="18"/>
               </w:rPr>
-              <w:t> </w:t>
+              <w:t xml:space="preserve"> </w:t>
             </w:r>
           </w:p>
         </w:tc>
@@ -5352,7 +5422,7 @@
                 <w:sz w:val="18"/>
                 <w:szCs w:val="18"/>
               </w:rPr>
-              <w:t> </w:t>
+              <w:t xml:space="preserve"> </w:t>
             </w:r>
           </w:p>
         </w:tc>
@@ -5381,7 +5451,7 @@
                 <w:sz w:val="18"/>
                 <w:szCs w:val="18"/>
               </w:rPr>
-              <w:t> </w:t>
+              <w:t xml:space="preserve"> </w:t>
             </w:r>
           </w:p>
         </w:tc>
@@ -5410,7 +5480,7 @@
                 <w:sz w:val="18"/>
                 <w:szCs w:val="18"/>
               </w:rPr>
-              <w:t> </w:t>
+              <w:t xml:space="preserve"> </w:t>
             </w:r>
           </w:p>
         </w:tc>
@@ -5439,7 +5509,7 @@
                 <w:sz w:val="18"/>
                 <w:szCs w:val="18"/>
               </w:rPr>
-              <w:t> </w:t>
+              <w:t xml:space="preserve"> </w:t>
             </w:r>
           </w:p>
         </w:tc>
@@ -5468,7 +5538,7 @@
                 <w:sz w:val="18"/>
                 <w:szCs w:val="18"/>
               </w:rPr>
-              <w:t> </w:t>
+              <w:t xml:space="preserve"> </w:t>
             </w:r>
           </w:p>
         </w:tc>
@@ -5535,7 +5605,7 @@
                 <w:sz w:val="18"/>
                 <w:szCs w:val="18"/>
               </w:rPr>
-              <w:t> </w:t>
+              <w:t xml:space="preserve"> </w:t>
             </w:r>
           </w:p>
         </w:tc>
@@ -5564,7 +5634,7 @@
                 <w:sz w:val="18"/>
                 <w:szCs w:val="18"/>
               </w:rPr>
-              <w:t> </w:t>
+              <w:t xml:space="preserve"> </w:t>
             </w:r>
           </w:p>
         </w:tc>
@@ -5593,7 +5663,7 @@
                 <w:sz w:val="18"/>
                 <w:szCs w:val="18"/>
               </w:rPr>
-              <w:t> </w:t>
+              <w:t xml:space="preserve"> </w:t>
             </w:r>
           </w:p>
         </w:tc>
@@ -5622,7 +5692,7 @@
                 <w:sz w:val="18"/>
                 <w:szCs w:val="18"/>
               </w:rPr>
-              <w:t> </w:t>
+              <w:t xml:space="preserve"> </w:t>
             </w:r>
           </w:p>
         </w:tc>
@@ -5651,7 +5721,7 @@
                 <w:sz w:val="18"/>
                 <w:szCs w:val="18"/>
               </w:rPr>
-              <w:t> </w:t>
+              <w:t xml:space="preserve"> </w:t>
             </w:r>
           </w:p>
         </w:tc>
@@ -5680,7 +5750,7 @@
                 <w:sz w:val="18"/>
                 <w:szCs w:val="18"/>
               </w:rPr>
-              <w:t> </w:t>
+              <w:t xml:space="preserve"> </w:t>
             </w:r>
           </w:p>
         </w:tc>
@@ -5709,7 +5779,7 @@
                 <w:sz w:val="18"/>
                 <w:szCs w:val="18"/>
               </w:rPr>
-              <w:t> </w:t>
+              <w:t xml:space="preserve"> </w:t>
             </w:r>
           </w:p>
         </w:tc>
@@ -5738,7 +5808,7 @@
                 <w:sz w:val="18"/>
                 <w:szCs w:val="18"/>
               </w:rPr>
-              <w:t> </w:t>
+              <w:t xml:space="preserve"> </w:t>
             </w:r>
           </w:p>
         </w:tc>
@@ -5767,7 +5837,7 @@
                 <w:sz w:val="18"/>
                 <w:szCs w:val="18"/>
               </w:rPr>
-              <w:t> </w:t>
+              <w:t xml:space="preserve"> </w:t>
             </w:r>
           </w:p>
         </w:tc>
@@ -5796,7 +5866,7 @@
                 <w:sz w:val="18"/>
                 <w:szCs w:val="18"/>
               </w:rPr>
-              <w:t> </w:t>
+              <w:t xml:space="preserve"> </w:t>
             </w:r>
           </w:p>
         </w:tc>
@@ -5825,7 +5895,7 @@
                 <w:sz w:val="18"/>
                 <w:szCs w:val="18"/>
               </w:rPr>
-              <w:t> </w:t>
+              <w:t xml:space="preserve"> </w:t>
             </w:r>
           </w:p>
         </w:tc>
@@ -5854,7 +5924,7 @@
                 <w:sz w:val="18"/>
                 <w:szCs w:val="18"/>
               </w:rPr>
-              <w:t> </w:t>
+              <w:t xml:space="preserve"> </w:t>
             </w:r>
           </w:p>
         </w:tc>
@@ -5921,7 +5991,7 @@
                 <w:sz w:val="18"/>
                 <w:szCs w:val="18"/>
               </w:rPr>
-              <w:t> </w:t>
+              <w:t xml:space="preserve"> </w:t>
             </w:r>
           </w:p>
         </w:tc>
@@ -5950,7 +6020,7 @@
                 <w:sz w:val="18"/>
                 <w:szCs w:val="18"/>
               </w:rPr>
-              <w:t> </w:t>
+              <w:t xml:space="preserve"> </w:t>
             </w:r>
           </w:p>
         </w:tc>
@@ -5979,7 +6049,7 @@
                 <w:sz w:val="18"/>
                 <w:szCs w:val="18"/>
               </w:rPr>
-              <w:t> </w:t>
+              <w:t xml:space="preserve"> </w:t>
             </w:r>
           </w:p>
         </w:tc>
@@ -6008,7 +6078,7 @@
                 <w:sz w:val="18"/>
                 <w:szCs w:val="18"/>
               </w:rPr>
-              <w:t> </w:t>
+              <w:t xml:space="preserve"> </w:t>
             </w:r>
           </w:p>
         </w:tc>
@@ -6037,7 +6107,7 @@
                 <w:sz w:val="18"/>
                 <w:szCs w:val="18"/>
               </w:rPr>
-              <w:t> </w:t>
+              <w:t xml:space="preserve"> </w:t>
             </w:r>
           </w:p>
         </w:tc>
@@ -6066,7 +6136,7 @@
                 <w:sz w:val="18"/>
                 <w:szCs w:val="18"/>
               </w:rPr>
-              <w:t> </w:t>
+              <w:t xml:space="preserve"> </w:t>
             </w:r>
           </w:p>
         </w:tc>
@@ -6095,7 +6165,7 @@
                 <w:sz w:val="18"/>
                 <w:szCs w:val="18"/>
               </w:rPr>
-              <w:t> </w:t>
+              <w:t xml:space="preserve"> </w:t>
             </w:r>
           </w:p>
         </w:tc>
@@ -6124,7 +6194,7 @@
                 <w:sz w:val="18"/>
                 <w:szCs w:val="18"/>
               </w:rPr>
-              <w:t> </w:t>
+              <w:t xml:space="preserve"> </w:t>
             </w:r>
           </w:p>
         </w:tc>
@@ -6153,7 +6223,7 @@
                 <w:sz w:val="18"/>
                 <w:szCs w:val="18"/>
               </w:rPr>
-              <w:t> </w:t>
+              <w:t xml:space="preserve"> </w:t>
             </w:r>
           </w:p>
         </w:tc>
@@ -6182,7 +6252,7 @@
                 <w:sz w:val="18"/>
                 <w:szCs w:val="18"/>
               </w:rPr>
-              <w:t> </w:t>
+              <w:t xml:space="preserve"> </w:t>
             </w:r>
           </w:p>
         </w:tc>
@@ -6211,7 +6281,7 @@
                 <w:sz w:val="18"/>
                 <w:szCs w:val="18"/>
               </w:rPr>
-              <w:t> </w:t>
+              <w:t xml:space="preserve"> </w:t>
             </w:r>
           </w:p>
         </w:tc>
@@ -6240,7 +6310,7 @@
                 <w:sz w:val="18"/>
                 <w:szCs w:val="18"/>
               </w:rPr>
-              <w:t> </w:t>
+              <w:t xml:space="preserve"> </w:t>
             </w:r>
           </w:p>
         </w:tc>
@@ -6307,7 +6377,7 @@
                 <w:sz w:val="18"/>
                 <w:szCs w:val="18"/>
               </w:rPr>
-              <w:t> </w:t>
+              <w:t xml:space="preserve"> </w:t>
             </w:r>
           </w:p>
         </w:tc>
@@ -6336,7 +6406,7 @@
                 <w:sz w:val="18"/>
                 <w:szCs w:val="18"/>
               </w:rPr>
-              <w:t> </w:t>
+              <w:t xml:space="preserve"> </w:t>
             </w:r>
           </w:p>
         </w:tc>
@@ -6365,7 +6435,7 @@
                 <w:sz w:val="18"/>
                 <w:szCs w:val="18"/>
               </w:rPr>
-              <w:t> </w:t>
+              <w:t xml:space="preserve"> </w:t>
             </w:r>
           </w:p>
         </w:tc>
@@ -6394,7 +6464,7 @@
                 <w:sz w:val="18"/>
                 <w:szCs w:val="18"/>
               </w:rPr>
-              <w:t> </w:t>
+              <w:t xml:space="preserve"> </w:t>
             </w:r>
           </w:p>
         </w:tc>
@@ -6423,7 +6493,7 @@
                 <w:sz w:val="18"/>
                 <w:szCs w:val="18"/>
               </w:rPr>
-              <w:t> </w:t>
+              <w:t xml:space="preserve"> </w:t>
             </w:r>
           </w:p>
         </w:tc>
@@ -6452,7 +6522,7 @@
                 <w:sz w:val="18"/>
                 <w:szCs w:val="18"/>
               </w:rPr>
-              <w:t> </w:t>
+              <w:t xml:space="preserve"> </w:t>
             </w:r>
           </w:p>
         </w:tc>
@@ -6481,7 +6551,7 @@
                 <w:sz w:val="18"/>
                 <w:szCs w:val="18"/>
               </w:rPr>
-              <w:t> </w:t>
+              <w:t xml:space="preserve"> </w:t>
             </w:r>
           </w:p>
         </w:tc>
@@ -6510,7 +6580,7 @@
                 <w:sz w:val="18"/>
                 <w:szCs w:val="18"/>
               </w:rPr>
-              <w:t> </w:t>
+              <w:t xml:space="preserve"> </w:t>
             </w:r>
           </w:p>
         </w:tc>
@@ -6539,7 +6609,7 @@
                 <w:sz w:val="18"/>
                 <w:szCs w:val="18"/>
               </w:rPr>
-              <w:t> </w:t>
+              <w:t xml:space="preserve"> </w:t>
             </w:r>
           </w:p>
         </w:tc>
@@ -6568,7 +6638,7 @@
                 <w:sz w:val="18"/>
                 <w:szCs w:val="18"/>
               </w:rPr>
-              <w:t> </w:t>
+              <w:t xml:space="preserve"> </w:t>
             </w:r>
           </w:p>
         </w:tc>
@@ -6597,7 +6667,7 @@
                 <w:sz w:val="18"/>
                 <w:szCs w:val="18"/>
               </w:rPr>
-              <w:t> </w:t>
+              <w:t xml:space="preserve"> </w:t>
             </w:r>
           </w:p>
         </w:tc>
@@ -6626,7 +6696,7 @@
                 <w:sz w:val="18"/>
                 <w:szCs w:val="18"/>
               </w:rPr>
-              <w:t> </w:t>
+              <w:t xml:space="preserve"> </w:t>
             </w:r>
           </w:p>
         </w:tc>
@@ -6693,7 +6763,7 @@
                 <w:sz w:val="18"/>
                 <w:szCs w:val="18"/>
               </w:rPr>
-              <w:t> </w:t>
+              <w:t xml:space="preserve"> </w:t>
             </w:r>
           </w:p>
         </w:tc>
@@ -6722,7 +6792,7 @@
                 <w:sz w:val="18"/>
                 <w:szCs w:val="18"/>
               </w:rPr>
-              <w:t> </w:t>
+              <w:t xml:space="preserve"> </w:t>
             </w:r>
           </w:p>
         </w:tc>
@@ -6751,7 +6821,7 @@
                 <w:sz w:val="18"/>
                 <w:szCs w:val="18"/>
               </w:rPr>
-              <w:t> </w:t>
+              <w:t xml:space="preserve"> </w:t>
             </w:r>
           </w:p>
         </w:tc>
@@ -6780,7 +6850,7 @@
                 <w:sz w:val="18"/>
                 <w:szCs w:val="18"/>
               </w:rPr>
-              <w:t> </w:t>
+              <w:t xml:space="preserve"> </w:t>
             </w:r>
           </w:p>
         </w:tc>
@@ -6809,7 +6879,7 @@
                 <w:sz w:val="18"/>
                 <w:szCs w:val="18"/>
               </w:rPr>
-              <w:t> </w:t>
+              <w:t xml:space="preserve"> </w:t>
             </w:r>
           </w:p>
         </w:tc>
@@ -6838,7 +6908,7 @@
                 <w:sz w:val="18"/>
                 <w:szCs w:val="18"/>
               </w:rPr>
-              <w:t> </w:t>
+              <w:t xml:space="preserve"> </w:t>
             </w:r>
           </w:p>
         </w:tc>
@@ -6867,7 +6937,7 @@
                 <w:sz w:val="18"/>
                 <w:szCs w:val="18"/>
               </w:rPr>
-              <w:t> </w:t>
+              <w:t xml:space="preserve"> </w:t>
             </w:r>
           </w:p>
         </w:tc>
@@ -6896,7 +6966,7 @@
                 <w:sz w:val="18"/>
                 <w:szCs w:val="18"/>
               </w:rPr>
-              <w:t> </w:t>
+              <w:t xml:space="preserve"> </w:t>
             </w:r>
           </w:p>
         </w:tc>
@@ -6925,7 +6995,7 @@
                 <w:sz w:val="18"/>
                 <w:szCs w:val="18"/>
               </w:rPr>
-              <w:t> </w:t>
+              <w:t xml:space="preserve"> </w:t>
             </w:r>
           </w:p>
         </w:tc>
@@ -6954,7 +7024,7 @@
                 <w:sz w:val="18"/>
                 <w:szCs w:val="18"/>
               </w:rPr>
-              <w:t> </w:t>
+              <w:t xml:space="preserve"> </w:t>
             </w:r>
           </w:p>
         </w:tc>
@@ -6983,7 +7053,7 @@
                 <w:sz w:val="18"/>
                 <w:szCs w:val="18"/>
               </w:rPr>
-              <w:t> </w:t>
+              <w:t xml:space="preserve"> </w:t>
             </w:r>
           </w:p>
         </w:tc>
@@ -7012,7 +7082,7 @@
                 <w:sz w:val="18"/>
                 <w:szCs w:val="18"/>
               </w:rPr>
-              <w:t> </w:t>
+              <w:t xml:space="preserve"> </w:t>
             </w:r>
           </w:p>
         </w:tc>
@@ -7079,7 +7149,7 @@
                 <w:sz w:val="18"/>
                 <w:szCs w:val="18"/>
               </w:rPr>
-              <w:t> </w:t>
+              <w:t xml:space="preserve"> </w:t>
             </w:r>
           </w:p>
         </w:tc>
@@ -7108,7 +7178,7 @@
                 <w:sz w:val="18"/>
                 <w:szCs w:val="18"/>
               </w:rPr>
-              <w:t> </w:t>
+              <w:t xml:space="preserve"> </w:t>
             </w:r>
           </w:p>
         </w:tc>
@@ -7137,7 +7207,7 @@
                 <w:sz w:val="18"/>
                 <w:szCs w:val="18"/>
               </w:rPr>
-              <w:t> </w:t>
+              <w:t xml:space="preserve"> </w:t>
             </w:r>
           </w:p>
         </w:tc>
@@ -7166,7 +7236,7 @@
                 <w:sz w:val="18"/>
                 <w:szCs w:val="18"/>
               </w:rPr>
-              <w:t> </w:t>
+              <w:t xml:space="preserve"> </w:t>
             </w:r>
           </w:p>
         </w:tc>
@@ -7195,7 +7265,7 @@
                 <w:sz w:val="18"/>
                 <w:szCs w:val="18"/>
               </w:rPr>
-              <w:t> </w:t>
+              <w:t xml:space="preserve"> </w:t>
             </w:r>
           </w:p>
         </w:tc>
@@ -7224,7 +7294,7 @@
                 <w:sz w:val="18"/>
                 <w:szCs w:val="18"/>
               </w:rPr>
-              <w:t> </w:t>
+              <w:t xml:space="preserve"> </w:t>
             </w:r>
           </w:p>
         </w:tc>
@@ -7253,7 +7323,7 @@
                 <w:sz w:val="18"/>
                 <w:szCs w:val="18"/>
               </w:rPr>
-              <w:t> </w:t>
+              <w:t xml:space="preserve"> </w:t>
             </w:r>
           </w:p>
         </w:tc>
@@ -7282,7 +7352,7 @@
                 <w:sz w:val="18"/>
                 <w:szCs w:val="18"/>
               </w:rPr>
-              <w:t> </w:t>
+              <w:t xml:space="preserve"> </w:t>
             </w:r>
           </w:p>
         </w:tc>
@@ -7311,7 +7381,7 @@
                 <w:sz w:val="18"/>
                 <w:szCs w:val="18"/>
               </w:rPr>
-              <w:t> </w:t>
+              <w:t xml:space="preserve"> </w:t>
             </w:r>
           </w:p>
         </w:tc>
@@ -7340,7 +7410,7 @@
                 <w:sz w:val="18"/>
                 <w:szCs w:val="18"/>
               </w:rPr>
-              <w:t> </w:t>
+              <w:t xml:space="preserve"> </w:t>
             </w:r>
           </w:p>
         </w:tc>
@@ -7369,7 +7439,7 @@
                 <w:sz w:val="18"/>
                 <w:szCs w:val="18"/>
               </w:rPr>
-              <w:t> </w:t>
+              <w:t xml:space="preserve"> </w:t>
             </w:r>
           </w:p>
         </w:tc>
@@ -7398,7 +7468,7 @@
                 <w:sz w:val="18"/>
                 <w:szCs w:val="18"/>
               </w:rPr>
-              <w:t> </w:t>
+              <w:t xml:space="preserve"> </w:t>
             </w:r>
           </w:p>
         </w:tc>
@@ -7493,7 +7563,6 @@
           <w:b/>
           <w:bCs/>
         </w:rPr>
-        <w:lastRenderedPageBreak/>
         <w:t xml:space="preserve">Schedule of charges are as below - </w:t>
       </w:r>
     </w:p>
@@ -8101,9 +8170,23 @@
             <w:hideMark/>
           </w:tcPr>
           <w:p>
-            <w:r/>
-            <w:r>
-              <w:t>₹4,50,000.00</w:t>
+            <w:pPr>
+              <w:jc w:val="center"/>
+              <w:rPr>
+                <w:rFonts w:ascii="Aptos" w:hAnsi="Aptos" w:cs="Arial"/>
+                <w:sz w:val="20"/>
+                <w:szCs w:val="20"/>
+                <w:highlight w:val="yellow"/>
+              </w:rPr>
+            </w:pPr>
+            <w:r>
+              <w:rPr>
+                <w:rFonts w:ascii="Aptos" w:hAnsi="Aptos" w:cs="Arial"/>
+                <w:sz w:val="20"/>
+                <w:szCs w:val="20"/>
+                <w:highlight w:val="yellow"/>
+              </w:rPr>
+              <w:t>₹450,000.00</w:t>
             </w:r>
           </w:p>
         </w:tc>
@@ -8325,9 +8408,23 @@
             <w:hideMark/>
           </w:tcPr>
           <w:p>
-            <w:r/>
-            <w:r>
-              <w:t>₹3,50,000.00</w:t>
+            <w:pPr>
+              <w:jc w:val="center"/>
+              <w:rPr>
+                <w:rFonts w:ascii="Aptos" w:hAnsi="Aptos" w:cs="Arial"/>
+                <w:sz w:val="20"/>
+                <w:szCs w:val="20"/>
+                <w:highlight w:val="yellow"/>
+              </w:rPr>
+            </w:pPr>
+            <w:r>
+              <w:rPr>
+                <w:rFonts w:ascii="Aptos" w:hAnsi="Aptos" w:cs="Arial"/>
+                <w:sz w:val="20"/>
+                <w:szCs w:val="20"/>
+                <w:highlight w:val="yellow"/>
+              </w:rPr>
+              <w:t>₹350,000.00</w:t>
             </w:r>
           </w:p>
         </w:tc>
@@ -8564,9 +8661,23 @@
             <w:hideMark/>
           </w:tcPr>
           <w:p>
-            <w:r/>
-            <w:r>
-              <w:t>₹3,00,000.00</w:t>
+            <w:pPr>
+              <w:jc w:val="center"/>
+              <w:rPr>
+                <w:rFonts w:ascii="Aptos" w:hAnsi="Aptos" w:cs="Arial"/>
+                <w:sz w:val="20"/>
+                <w:szCs w:val="20"/>
+                <w:highlight w:val="yellow"/>
+              </w:rPr>
+            </w:pPr>
+            <w:r>
+              <w:rPr>
+                <w:rFonts w:ascii="Aptos" w:hAnsi="Aptos" w:cs="Arial"/>
+                <w:sz w:val="20"/>
+                <w:szCs w:val="20"/>
+                <w:highlight w:val="yellow"/>
+              </w:rPr>
+              <w:t>₹300,000.00</w:t>
             </w:r>
           </w:p>
         </w:tc>
@@ -9008,12 +9119,45 @@
             <w:hideMark/>
           </w:tcPr>
           <w:p>
-            <w:r/>
-            <w:r>
-              <w:rPr>
-                <w:b/>
-              </w:rPr>
-              <w:t>₹11,00,000.00</w:t>
+            <w:pPr>
+              <w:jc w:val="center"/>
+              <w:rPr>
+                <w:rFonts w:ascii="Aptos" w:hAnsi="Aptos" w:cs="Arial"/>
+                <w:b/>
+                <w:bCs/>
+                <w:sz w:val="20"/>
+                <w:szCs w:val="20"/>
+              </w:rPr>
+            </w:pPr>
+            <w:r>
+              <w:rPr>
+                <w:rFonts w:ascii="Aptos" w:hAnsi="Aptos" w:cs="Arial"/>
+                <w:b/>
+                <w:bCs/>
+                <w:sz w:val="20"/>
+                <w:szCs w:val="20"/>
+              </w:rPr>
+              <w:t>₹</w:t>
+            </w:r>
+            <w:r>
+              <w:rPr>
+                <w:rFonts w:ascii="Aptos" w:hAnsi="Aptos" w:cs="Arial"/>
+                <w:b/>
+                <w:bCs/>
+                <w:sz w:val="20"/>
+                <w:szCs w:val="20"/>
+              </w:rPr>
+              <w:t>11,0</w:t>
+            </w:r>
+            <w:r>
+              <w:rPr>
+                <w:rFonts w:ascii="Aptos" w:hAnsi="Aptos" w:cs="Arial"/>
+                <w:b/>
+                <w:bCs/>
+                <w:sz w:val="20"/>
+                <w:szCs w:val="20"/>
+              </w:rPr>
+              <w:t>0,000.00</w:t>
             </w:r>
           </w:p>
         </w:tc>
@@ -9386,9 +9530,30 @@
             <w:hideMark/>
           </w:tcPr>
           <w:p>
-            <w:r/>
-            <w:r>
-              <w:t>₹1,50,000.00</w:t>
+            <w:pPr>
+              <w:jc w:val="center"/>
+              <w:rPr>
+                <w:rFonts w:ascii="Aptos" w:hAnsi="Aptos" w:cs="Arial"/>
+                <w:sz w:val="20"/>
+                <w:szCs w:val="20"/>
+              </w:rPr>
+            </w:pPr>
+            <w:r>
+              <w:rPr>
+                <w:rFonts w:ascii="Aptos" w:hAnsi="Aptos" w:cs="Arial"/>
+                <w:sz w:val="20"/>
+                <w:szCs w:val="20"/>
+              </w:rPr>
+              <w:t>₹</w:t>
+            </w:r>
+            <w:r>
+              <w:rPr>
+                <w:rFonts w:ascii="Aptos" w:hAnsi="Aptos" w:cs="Arial"/>
+                <w:sz w:val="20"/>
+                <w:szCs w:val="20"/>
+                <w:highlight w:val="yellow"/>
+              </w:rPr>
+              <w:t>1,50,000.00</w:t>
             </w:r>
           </w:p>
         </w:tc>
@@ -9768,9 +9933,16 @@
             <w:hideMark/>
           </w:tcPr>
           <w:p>
+            <w:pPr>
+              <w:jc w:val="center"/>
+            </w:pPr>
             <w:r/>
             <w:r>
-              <w:t>₹1,00,000.00</w:t>
+              <w:rPr>
+                <w:b/>
+                <w:highlight w:val="yellow"/>
+              </w:rPr>
+              <w:t>₹ 11,00,000</w:t>
             </w:r>
           </w:p>
         </w:tc>
@@ -9949,9 +10121,15 @@
             <w:hideMark/>
           </w:tcPr>
           <w:p>
+            <w:pPr>
+              <w:jc w:val="center"/>
+            </w:pPr>
             <w:r/>
             <w:r>
-              <w:t>₹7,000.00</w:t>
+              <w:rPr>
+                <w:highlight w:val="yellow"/>
+              </w:rPr>
+              <w:t>₹ 4,50,000</w:t>
             </w:r>
           </w:p>
         </w:tc>
@@ -10130,9 +10308,15 @@
             <w:hideMark/>
           </w:tcPr>
           <w:p>
+            <w:pPr>
+              <w:jc w:val="center"/>
+            </w:pPr>
             <w:r/>
             <w:r>
-              <w:t>₹20,000.00</w:t>
+              <w:rPr>
+                <w:highlight w:val="yellow"/>
+              </w:rPr>
+              <w:t>₹ 3,50,000</w:t>
             </w:r>
           </w:p>
         </w:tc>
@@ -10424,8 +10608,22 @@
             <w:hideMark/>
           </w:tcPr>
           <w:p>
-            <w:r/>
-            <w:r>
+            <w:pPr>
+              <w:jc w:val="right"/>
+              <w:rPr>
+                <w:rFonts w:ascii="Aptos" w:hAnsi="Aptos" w:cs="Arial"/>
+                <w:sz w:val="20"/>
+                <w:szCs w:val="20"/>
+                <w:highlight w:val="yellow"/>
+              </w:rPr>
+            </w:pPr>
+            <w:r>
+              <w:rPr>
+                <w:rFonts w:ascii="Aptos" w:hAnsi="Aptos" w:cs="Arial"/>
+                <w:sz w:val="20"/>
+                <w:szCs w:val="20"/>
+                <w:highlight w:val="yellow"/>
+              </w:rPr>
               <w:t>2p/kWh</w:t>
             </w:r>
           </w:p>
@@ -10619,8 +10817,22 @@
             <w:hideMark/>
           </w:tcPr>
           <w:p>
-            <w:r/>
-            <w:r>
+            <w:pPr>
+              <w:jc w:val="right"/>
+              <w:rPr>
+                <w:rFonts w:ascii="Aptos" w:hAnsi="Aptos" w:cs="Arial"/>
+                <w:sz w:val="20"/>
+                <w:szCs w:val="20"/>
+                <w:highlight w:val="yellow"/>
+              </w:rPr>
+            </w:pPr>
+            <w:r>
+              <w:rPr>
+                <w:rFonts w:ascii="Aptos" w:hAnsi="Aptos" w:cs="Arial"/>
+                <w:sz w:val="20"/>
+                <w:szCs w:val="20"/>
+                <w:highlight w:val="yellow"/>
+              </w:rPr>
               <w:t>2p/kWh</w:t>
             </w:r>
           </w:p>
@@ -10830,8 +11042,22 @@
             <w:hideMark/>
           </w:tcPr>
           <w:p>
-            <w:r/>
-            <w:r>
+            <w:pPr>
+              <w:jc w:val="right"/>
+              <w:rPr>
+                <w:rFonts w:ascii="Aptos" w:hAnsi="Aptos" w:cs="Arial"/>
+                <w:sz w:val="20"/>
+                <w:szCs w:val="20"/>
+                <w:highlight w:val="yellow"/>
+              </w:rPr>
+            </w:pPr>
+            <w:r>
+              <w:rPr>
+                <w:rFonts w:ascii="Aptos" w:hAnsi="Aptos" w:cs="Arial"/>
+                <w:sz w:val="20"/>
+                <w:szCs w:val="20"/>
+                <w:highlight w:val="yellow"/>
+              </w:rPr>
               <w:t>15%</w:t>
             </w:r>
           </w:p>
@@ -10984,19 +11210,13 @@
           <w:p>
             <w:pPr>
               <w:jc w:val="center"/>
-              <w:rPr>
-                <w:rFonts w:ascii="Aptos" w:hAnsi="Aptos" w:cs="Arial"/>
-                <w:sz w:val="20"/>
-                <w:szCs w:val="20"/>
-              </w:rPr>
-            </w:pPr>
-            <w:r>
-              <w:rPr>
-                <w:rFonts w:ascii="Aptos" w:hAnsi="Aptos" w:cs="Arial"/>
-                <w:sz w:val="20"/>
-                <w:szCs w:val="20"/>
-              </w:rPr>
-              <w:t>Lot</w:t>
+            </w:pPr>
+            <w:r/>
+            <w:r>
+              <w:rPr>
+                <w:highlight w:val="yellow"/>
+              </w:rPr>
+              <w:t>100% Advance against PO/PI</w:t>
             </w:r>
           </w:p>
         </w:tc>
@@ -11056,9 +11276,61 @@
             <w:hideMark/>
           </w:tcPr>
           <w:p>
-            <w:r/>
-            <w:r>
-              <w:t>₹1,25,000.00</w:t>
+            <w:pPr>
+              <w:jc w:val="right"/>
+              <w:rPr>
+                <w:rFonts w:ascii="Aptos" w:hAnsi="Aptos" w:cs="Arial"/>
+                <w:sz w:val="20"/>
+                <w:szCs w:val="20"/>
+              </w:rPr>
+            </w:pPr>
+            <w:r>
+              <w:rPr>
+                <w:rFonts w:ascii="Aptos" w:hAnsi="Aptos" w:cs="Arial"/>
+                <w:sz w:val="20"/>
+                <w:szCs w:val="20"/>
+              </w:rPr>
+              <w:t>₹</w:t>
+            </w:r>
+            <w:r>
+              <w:rPr>
+                <w:rFonts w:ascii="Aptos" w:hAnsi="Aptos" w:cs="Arial"/>
+                <w:sz w:val="20"/>
+                <w:szCs w:val="20"/>
+              </w:rPr>
+              <w:t>1,2</w:t>
+            </w:r>
+            <w:r>
+              <w:rPr>
+                <w:rFonts w:ascii="Aptos" w:hAnsi="Aptos" w:cs="Arial"/>
+                <w:sz w:val="20"/>
+                <w:szCs w:val="20"/>
+              </w:rPr>
+              <w:t>5</w:t>
+            </w:r>
+            <w:r>
+              <w:rPr>
+                <w:rFonts w:ascii="Aptos" w:hAnsi="Aptos" w:cs="Arial"/>
+                <w:sz w:val="20"/>
+                <w:szCs w:val="20"/>
+              </w:rPr>
+              <w:t>,</w:t>
+            </w:r>
+            <w:r>
+              <w:rPr>
+                <w:rFonts w:ascii="Aptos" w:hAnsi="Aptos" w:cs="Arial"/>
+                <w:sz w:val="20"/>
+                <w:szCs w:val="20"/>
+              </w:rPr>
+              <w:t>000</w:t>
+            </w:r>
+            <w:r>
+              <w:rPr>
+                <w:rFonts w:ascii="Aptos" w:hAnsi="Aptos" w:cs="Arial"/>
+                <w:sz w:val="20"/>
+                <w:szCs w:val="20"/>
+              </w:rPr>
+              <w:t>.00</w:t>
             </w:r>
           </w:p>
         </w:tc>
@@ -12399,318 +12671,6 @@
           <w:rFonts w:ascii="Aptos" w:hAnsi="Aptos"/>
         </w:rPr>
         <w:t xml:space="preserve">Post acceptance of the Proposal a 3-year Contract Agreement shall be signed for detailed terms and conditions. </w:t>
-      </w:r>
-    </w:p>
-    <w:p>
-      <w:pPr>
-        <w:rPr>
-          <w:rFonts w:ascii="Aptos" w:hAnsi="Aptos"/>
-        </w:rPr>
-      </w:pPr>
-    </w:p>
-    <w:p>
-      <w:pPr>
-        <w:spacing w:before="100" w:beforeAutospacing="1" w:after="100" w:afterAutospacing="1"/>
-        <w:jc w:val="both"/>
-        <w:rPr>
-          <w:rFonts w:asciiTheme="minorHAnsi" w:hAnsiTheme="minorHAnsi"/>
-        </w:rPr>
-      </w:pPr>
-    </w:p>
-    <w:p>
-      <w:pPr>
-        <w:spacing w:before="100" w:beforeAutospacing="1" w:after="100" w:afterAutospacing="1"/>
-        <w:jc w:val="both"/>
-        <w:rPr>
-          <w:rFonts w:asciiTheme="minorHAnsi" w:hAnsiTheme="minorHAnsi"/>
-        </w:rPr>
-      </w:pPr>
-    </w:p>
-    <w:p>
-      <w:pPr>
-        <w:spacing w:before="100" w:beforeAutospacing="1" w:after="100" w:afterAutospacing="1"/>
-        <w:jc w:val="both"/>
-        <w:rPr>
-          <w:rFonts w:asciiTheme="minorHAnsi" w:hAnsiTheme="minorHAnsi"/>
-        </w:rPr>
-      </w:pPr>
-    </w:p>
-    <w:p>
-      <w:pPr>
-        <w:spacing w:before="100" w:beforeAutospacing="1" w:after="100" w:afterAutospacing="1"/>
-        <w:jc w:val="both"/>
-        <w:rPr>
-          <w:rFonts w:asciiTheme="minorHAnsi" w:hAnsiTheme="minorHAnsi"/>
-        </w:rPr>
-      </w:pPr>
-    </w:p>
-    <w:p>
-      <w:pPr>
-        <w:spacing w:before="100" w:beforeAutospacing="1" w:after="100" w:afterAutospacing="1"/>
-        <w:jc w:val="both"/>
-        <w:rPr>
-          <w:rFonts w:asciiTheme="minorHAnsi" w:hAnsiTheme="minorHAnsi"/>
-        </w:rPr>
-      </w:pPr>
-    </w:p>
-    <w:p>
-      <w:pPr>
-        <w:spacing w:before="100" w:beforeAutospacing="1" w:after="100" w:afterAutospacing="1"/>
-        <w:jc w:val="both"/>
-        <w:rPr>
-          <w:rFonts w:asciiTheme="minorHAnsi" w:hAnsiTheme="minorHAnsi"/>
-        </w:rPr>
-      </w:pPr>
-    </w:p>
-    <w:p>
-      <w:pPr>
-        <w:spacing w:before="100" w:beforeAutospacing="1" w:after="100" w:afterAutospacing="1"/>
-        <w:jc w:val="both"/>
-        <w:rPr>
-          <w:rFonts w:asciiTheme="minorHAnsi" w:hAnsiTheme="minorHAnsi"/>
-        </w:rPr>
-      </w:pPr>
-    </w:p>
-    <w:p>
-      <w:pPr>
-        <w:spacing w:before="100" w:beforeAutospacing="1" w:after="100" w:afterAutospacing="1"/>
-        <w:jc w:val="both"/>
-        <w:rPr>
-          <w:rFonts w:asciiTheme="minorHAnsi" w:hAnsiTheme="minorHAnsi"/>
-        </w:rPr>
-      </w:pPr>
-    </w:p>
-    <w:p>
-      <w:pPr>
-        <w:spacing w:before="100" w:beforeAutospacing="1" w:after="100" w:afterAutospacing="1"/>
-        <w:jc w:val="both"/>
-        <w:rPr>
-          <w:rFonts w:asciiTheme="minorHAnsi" w:hAnsiTheme="minorHAnsi"/>
-        </w:rPr>
-      </w:pPr>
-    </w:p>
-    <w:p>
-      <w:pPr>
-        <w:spacing w:before="100" w:beforeAutospacing="1" w:after="100" w:afterAutospacing="1"/>
-        <w:jc w:val="both"/>
-        <w:rPr>
-          <w:rFonts w:asciiTheme="minorHAnsi" w:hAnsiTheme="minorHAnsi"/>
-        </w:rPr>
-      </w:pPr>
-    </w:p>
-    <w:p>
-      <w:pPr>
-        <w:spacing w:before="100" w:beforeAutospacing="1" w:after="100" w:afterAutospacing="1"/>
-        <w:jc w:val="both"/>
-        <w:rPr>
-          <w:rFonts w:asciiTheme="minorHAnsi" w:hAnsiTheme="minorHAnsi"/>
-        </w:rPr>
-      </w:pPr>
-    </w:p>
-    <w:p>
-      <w:pPr>
-        <w:spacing w:before="100" w:beforeAutospacing="1" w:after="100" w:afterAutospacing="1"/>
-        <w:jc w:val="both"/>
-        <w:rPr>
-          <w:rFonts w:asciiTheme="minorHAnsi" w:hAnsiTheme="minorHAnsi"/>
-        </w:rPr>
-      </w:pPr>
-    </w:p>
-    <w:p>
-      <w:pPr>
-        <w:spacing w:before="100" w:beforeAutospacing="1" w:after="100" w:afterAutospacing="1"/>
-        <w:jc w:val="both"/>
-        <w:rPr>
-          <w:rFonts w:asciiTheme="minorHAnsi" w:hAnsiTheme="minorHAnsi"/>
-        </w:rPr>
-      </w:pPr>
-    </w:p>
-    <w:p>
-      <w:pPr>
-        <w:spacing w:before="100" w:beforeAutospacing="1" w:after="100" w:afterAutospacing="1"/>
-        <w:jc w:val="both"/>
-        <w:rPr>
-          <w:rFonts w:asciiTheme="minorHAnsi" w:hAnsiTheme="minorHAnsi"/>
-        </w:rPr>
-      </w:pPr>
-    </w:p>
-    <w:p>
-      <w:pPr>
-        <w:spacing w:before="100" w:beforeAutospacing="1" w:after="100" w:afterAutospacing="1"/>
-        <w:jc w:val="both"/>
-        <w:rPr>
-          <w:rFonts w:asciiTheme="minorHAnsi" w:hAnsiTheme="minorHAnsi"/>
-        </w:rPr>
-      </w:pPr>
-    </w:p>
-    <w:p>
-      <w:pPr>
-        <w:spacing w:before="100" w:beforeAutospacing="1" w:after="100" w:afterAutospacing="1"/>
-        <w:jc w:val="both"/>
-        <w:rPr>
-          <w:rFonts w:asciiTheme="minorHAnsi" w:hAnsiTheme="minorHAnsi"/>
-        </w:rPr>
-      </w:pPr>
-    </w:p>
-    <w:p>
-      <w:pPr>
-        <w:spacing w:before="100" w:beforeAutospacing="1" w:after="100" w:afterAutospacing="1"/>
-        <w:jc w:val="both"/>
-        <w:rPr>
-          <w:rFonts w:asciiTheme="minorHAnsi" w:hAnsiTheme="minorHAnsi"/>
-        </w:rPr>
-      </w:pPr>
-    </w:p>
-    <w:p>
-      <w:pPr>
-        <w:spacing w:before="100" w:beforeAutospacing="1" w:after="100" w:afterAutospacing="1"/>
-        <w:jc w:val="both"/>
-        <w:rPr>
-          <w:rFonts w:asciiTheme="minorHAnsi" w:hAnsiTheme="minorHAnsi"/>
-        </w:rPr>
-      </w:pPr>
-    </w:p>
-    <w:p>
-      <w:pPr>
-        <w:spacing w:before="100" w:beforeAutospacing="1" w:after="100" w:afterAutospacing="1"/>
-        <w:jc w:val="center"/>
-        <w:rPr>
-          <w:rFonts w:asciiTheme="minorHAnsi" w:hAnsiTheme="minorHAnsi"/>
-          <w:b/>
-          <w:bCs/>
-          <w:sz w:val="21"/>
-          <w:szCs w:val="21"/>
-        </w:rPr>
-      </w:pPr>
-      <w:r>
-        <w:rPr>
-          <w:rFonts w:asciiTheme="minorHAnsi" w:hAnsiTheme="minorHAnsi"/>
-          <w:b/>
-          <w:bCs/>
-          <w:sz w:val="21"/>
-          <w:szCs w:val="21"/>
-        </w:rPr>
-        <w:t>END OF PROPOSAL</w:t>
-      </w:r>
-    </w:p>
-    <w:p>
-      <w:pPr>
-        <w:spacing w:before="100" w:beforeAutospacing="1" w:after="100" w:afterAutospacing="1"/>
-        <w:jc w:val="both"/>
-        <w:rPr>
-          <w:rFonts w:asciiTheme="minorHAnsi" w:hAnsiTheme="minorHAnsi"/>
-          <w:b/>
-          <w:bCs/>
-          <w:sz w:val="21"/>
-          <w:szCs w:val="21"/>
-        </w:rPr>
-      </w:pPr>
-    </w:p>
-    <w:p>
-      <w:pPr>
-        <w:spacing w:before="100" w:beforeAutospacing="1" w:after="100" w:afterAutospacing="1"/>
-        <w:jc w:val="both"/>
-        <w:rPr>
-          <w:rFonts w:asciiTheme="minorHAnsi" w:hAnsiTheme="minorHAnsi"/>
-        </w:rPr>
-      </w:pPr>
-    </w:p>
-    <w:p>
-      <w:pPr>
-        <w:spacing w:before="100" w:beforeAutospacing="1" w:after="100" w:afterAutospacing="1"/>
-        <w:jc w:val="both"/>
-        <w:rPr>
-          <w:rFonts w:asciiTheme="minorHAnsi" w:hAnsiTheme="minorHAnsi"/>
-        </w:rPr>
-      </w:pPr>
-    </w:p>
-    <w:p/>
-    <w:p/>
-    <w:p/>
-    <w:p/>
-    <w:p/>
-    <w:p/>
-    <w:p/>
-    <w:p/>
-    <w:p/>
-    <w:p/>
-    <w:p/>
-    <w:p/>
-    <w:p/>
-    <w:p/>
-    <w:p/>
-    <w:p/>
-    <w:p/>
-    <w:p>
-      <w:r>
-        <w:rPr>
-          <w:rFonts w:asciiTheme="minorHAnsi" w:hAnsiTheme="minorHAnsi"/>
-          <w:noProof/>
-        </w:rPr>
-        <w:lastRenderedPageBreak/>
-        <w:drawing>
-          <wp:anchor distT="0" distB="0" distL="114300" distR="114300" simplePos="0" relativeHeight="251665408" behindDoc="1" locked="0" layoutInCell="1" allowOverlap="1" wp14:anchorId="6DC9D02D" wp14:editId="0282E8B5">
-            <wp:simplePos x="0" y="0"/>
-            <wp:positionH relativeFrom="page">
-              <wp:align>left</wp:align>
-            </wp:positionH>
-            <wp:positionV relativeFrom="paragraph">
-              <wp:posOffset>0</wp:posOffset>
-            </wp:positionV>
-            <wp:extent cx="7596505" cy="9930765"/>
-            <wp:effectExtent l="0" t="0" r="4445" b="0"/>
-            <wp:wrapTight wrapText="bothSides">
-              <wp:wrapPolygon edited="0">
-                <wp:start x="0" y="0"/>
-                <wp:lineTo x="0" y="21546"/>
-                <wp:lineTo x="21558" y="21546"/>
-                <wp:lineTo x="21558" y="0"/>
-                <wp:lineTo x="0" y="0"/>
-              </wp:wrapPolygon>
-            </wp:wrapTight>
-            <wp:docPr id="1443243417" name="Picture 1"/>
-            <wp:cNvGraphicFramePr>
-              <a:graphicFrameLocks xmlns:a="http://schemas.openxmlformats.org/drawingml/2006/main" noChangeAspect="1"/>
-            </wp:cNvGraphicFramePr>
-            <a:graphic xmlns:a="http://schemas.openxmlformats.org/drawingml/2006/main">
-              <a:graphicData uri="http://schemas.openxmlformats.org/drawingml/2006/picture">
-                <pic:pic xmlns:pic="http://schemas.openxmlformats.org/drawingml/2006/picture">
-                  <pic:nvPicPr>
-                    <pic:cNvPr id="1443243417" name=""/>
-                    <pic:cNvPicPr/>
-                  </pic:nvPicPr>
-                  <pic:blipFill>
-                    <a:blip r:embed="rId9">
-                      <a:extLst>
-                        <a:ext uri="{28A0092B-C50C-407E-A947-70E740481C1C}">
-                          <a14:useLocalDpi xmlns:a14="http://schemas.microsoft.com/office/drawing/2010/main" val="0"/>
-                        </a:ext>
-                      </a:extLst>
-                    </a:blip>
-                    <a:stretch>
-                      <a:fillRect/>
-                    </a:stretch>
-                  </pic:blipFill>
-                  <pic:spPr>
-                    <a:xfrm>
-                      <a:off x="0" y="0"/>
-                      <a:ext cx="7596505" cy="9930765"/>
-                    </a:xfrm>
-                    <a:prstGeom prst="rect">
-                      <a:avLst/>
-                    </a:prstGeom>
-                  </pic:spPr>
-                </pic:pic>
-              </a:graphicData>
-            </a:graphic>
-            <wp14:sizeRelH relativeFrom="page">
-              <wp14:pctWidth>0</wp14:pctWidth>
-            </wp14:sizeRelH>
-            <wp14:sizeRelV relativeFrom="page">
-              <wp14:pctHeight>0</wp14:pctHeight>
-            </wp14:sizeRelV>
-          </wp:anchor>
-        </w:drawing>
       </w:r>
     </w:p>
     <w:sectPr>
